--- a/GeradorNotaDeDebito/GeradorNotaDeDebito/Modelos/Modelo.docx
+++ b/GeradorNotaDeDebito/GeradorNotaDeDebito/Modelos/Modelo.docx
@@ -251,6 +251,7 @@
       <w:pPr>
         <w:rPr>
           <w:rFonts w:ascii="Arial" w:hAnsi="Arial" w:cs="Arial"/>
+          <w:b/>
           <w:color w:val="FF0000"/>
           <w:sz w:val="24"/>
           <w:szCs w:val="24"/>
@@ -271,6 +272,7 @@
       </w:r>
       <w:r>
         <w:rPr>
+          <w:b/>
           <w:lang w:val="pt-BR"/>
         </w:rPr>
         <w:t xml:space="preserve"> </w:t>
@@ -389,9 +391,8 @@
                 <w:szCs w:val="24"/>
                 <w:lang w:val="pt-BR"/>
               </w:rPr>
-              <w:t>{{EMPRESA}</w:t>
+              <w:t xml:space="preserve"> </w:t>
             </w:r>
-            <w:proofErr w:type="gramStart"/>
             <w:r>
               <w:rPr>
                 <w:rFonts w:ascii="Arial" w:hAnsi="Arial" w:cs="Arial"/>
@@ -401,7 +402,7 @@
                 <w:szCs w:val="24"/>
                 <w:lang w:val="pt-BR"/>
               </w:rPr>
-              <w:t>}</w:t>
+              <w:t>{{EMPRESA}}</w:t>
             </w:r>
             <w:r>
               <w:rPr>
@@ -414,18 +415,6 @@
               </w:rPr>
               <w:t xml:space="preserve"> </w:t>
             </w:r>
-            <w:r>
-              <w:rPr>
-                <w:rFonts w:ascii="Arial" w:hAnsi="Arial" w:cs="Arial"/>
-                <w:b/>
-                <w:bCs/>
-                <w:sz w:val="24"/>
-                <w:szCs w:val="24"/>
-                <w:lang w:val="pt-BR"/>
-              </w:rPr>
-              <w:t>.</w:t>
-            </w:r>
-            <w:proofErr w:type="gramEnd"/>
           </w:p>
           <w:p>
             <w:pPr>
